--- a/packages/document-engine/templates/decision_training.docx
+++ b/packages/document-engine/templates/decision_training.docx
@@ -41,7 +41,7 @@
           <w:sz w:val="20"/>
           <w:szCs w:val="20"/>
         </w:rPr>
-        <w:t xml:space="preserve">Nr. : {{decisionNumber}} SSM Din : {{issueDate}}</w:t>
+        <w:t xml:space="preserve">Nr.: {{decisionNumber}} SSM Din: {{issueDate}}</w:t>
       </w:r>
     </w:p>
     <w:p>
@@ -80,7 +80,7 @@
           <w:sz w:val="20"/>
           <w:szCs w:val="20"/>
         </w:rPr>
-        <w:t xml:space="preserve">În baza prevederilor legale in domeniul securitatii si sanatatii in munca din Legea 319/ 2006 Art. 8, alin. (1), alin. (4),  şi din H.G. 1425/ 2006 Art. 14, Art. 15, alin. (1), punctul 4, Art. 20, alin. (1), Art. 85, Art. 89 alin. (1), Art. 91, alin. (1), Art. 94, Art. 96, alin. (1) si alin. (4), {{client.representativeName}} in calitate de {{client.representativeRole}}</w:t>
+        <w:t xml:space="preserve">În baza prevederilor legale în domeniul securității și sănătății în muncă din Legea 319/ 2006 Art. 8, alin. (1), alin. (4), și din H.G. 1425/ 2006 Art. 14, Art. 15, alin. (1), punctul 4, Art. 20, alin. (1), Art. 85, Art. 89 alin. (1), Art. 91, alin. (1), Art. 94, Art. 96, alin. (1) și alin. (4), {{client.representativeName}} în calitate de {{client.representativeRole}}</w:t>
       </w:r>
       <w:r>
         <w:rPr>
@@ -96,7 +96,7 @@
           <w:sz w:val="20"/>
           <w:szCs w:val="20"/>
         </w:rPr>
-        <w:t xml:space="preserve"> in cadrul </w:t>
+        <w:t xml:space="preserve"> în cadrul </w:t>
       </w:r>
       <w:r>
         <w:rPr>
@@ -176,7 +176,7 @@
           <w:sz w:val="20"/>
           <w:szCs w:val="20"/>
         </w:rPr>
-        <w:t>DECIDE :</w:t>
+        <w:t xml:space="preserve">DECIDE:</w:t>
       </w:r>
     </w:p>
     <w:p>
@@ -218,7 +218,7 @@
           <w:sz w:val="20"/>
           <w:szCs w:val="20"/>
         </w:rPr>
-        <w:t xml:space="preserve">Efectuarea instruirilor in domeniul securitatii si sanatatii in munca la personalul angajat al {{client.legalName}}</w:t>
+        <w:t xml:space="preserve">Efectuarea instruirilor în domeniul securității și sănătății în muncă la personalul angajat al {{client.legalName}}</w:t>
       </w:r>
       <w:r>
         <w:rPr>
@@ -235,7 +235,7 @@
           <w:sz w:val="20"/>
           <w:szCs w:val="20"/>
         </w:rPr>
-        <w:t xml:space="preserve">, se va realiza astfel :</w:t>
+        <w:t xml:space="preserve">, se va realiza astfel:</w:t>
       </w:r>
     </w:p>
     <w:p>
@@ -277,7 +277,7 @@
           <w:sz w:val="20"/>
           <w:szCs w:val="20"/>
         </w:rPr>
-        <w:t xml:space="preserve">Personalul din cadrul serviciului extern de prevenire si protectie {{provider.legalName}}, va efectua instruirea introductiv-generala la angajatii {{client.legalName}}</w:t>
+        <w:t xml:space="preserve">Personalul din cadrul serviciului extern de prevenire și protecție {{provider.legalName}}, va efectua instruirea introductiv-generală la angajații {{client.legalName}}</w:t>
       </w:r>
       <w:r>
         <w:rPr>
@@ -339,7 +339,7 @@
           <w:sz w:val="20"/>
           <w:szCs w:val="20"/>
         </w:rPr>
-        <w:t xml:space="preserve">Personalul din cadrul serviciului extern de prevenire si protectie {{provider.legalName}} va efectua instruirea la locul de munca si instruirea periodica pentru sefii locului de munca din cadrul {{client.legalName}}</w:t>
+        <w:t xml:space="preserve">Personalul din cadrul serviciului extern de prevenire și protecție {{provider.legalName}} va efectua instruirea la locul de muncă și instruirea periodică pentru șefii locului de muncă din cadrul {{client.legalName}}</w:t>
       </w:r>
       <w:r>
         <w:rPr>
@@ -356,7 +356,7 @@
           <w:sz w:val="20"/>
           <w:szCs w:val="20"/>
         </w:rPr>
-        <w:t xml:space="preserve">:  {{#workplaceManagers}}{{name}}, avand functia de {{jobTitle}} in cadrul societatii; {{/workplaceManagers}}</w:t>
+        <w:t xml:space="preserve">: {{#workplaceManagers}}{{name}}, având funcția de {{jobTitle}} în cadrul societății; {{/workplaceManagers}}</w:t>
       </w:r>
       <w:r>
         <w:rPr>
@@ -437,7 +437,7 @@
           <w:sz w:val="20"/>
           <w:szCs w:val="20"/>
         </w:rPr>
-        <w:t xml:space="preserve">{{name}} avand functia de {{jobTitle}} va efectua</w:t>
+        <w:t xml:space="preserve">{{name}} având funcția de {{jobTitle}} va efectua</w:t>
       </w:r>
       <w:r>
         <w:rPr>
@@ -453,7 +453,7 @@
           <w:sz w:val="20"/>
           <w:szCs w:val="20"/>
         </w:rPr>
-        <w:t xml:space="preserve"> instruirea la locul de munca si instruirea periodica pentru intreg personalul din cadrul {{client.legalName}}</w:t>
+        <w:t xml:space="preserve"> instruirea la locul de muncă și instruirea periodică pentru întreg personalul din cadrul {{client.legalName}}</w:t>
       </w:r>
       <w:r>
         <w:rPr>
@@ -556,7 +556,7 @@
           <w:sz w:val="20"/>
           <w:szCs w:val="20"/>
         </w:rPr>
-        <w:t xml:space="preserve">Instruirea în domeniul securitatii si sanatatii in munca in cadrul {{client.legalName}}</w:t>
+        <w:t xml:space="preserve">Instruirea în domeniul securității și sănătății în muncă în cadrul {{client.legalName}}</w:t>
       </w:r>
       <w:r>
         <w:rPr>
@@ -573,7 +573,7 @@
           <w:sz w:val="20"/>
           <w:szCs w:val="20"/>
         </w:rPr>
-        <w:t xml:space="preserve">, se va executa astfel  :</w:t>
+        <w:t xml:space="preserve">, se va executa astfel:</w:t>
       </w:r>
     </w:p>
     <w:p>
@@ -610,7 +610,7 @@
           <w:szCs w:val="20"/>
           <w:lang w:val="fr-FR"/>
         </w:rPr>
-        <w:t>introductiv-generală</w:t>
+        <w:t xml:space="preserve">introductiv-generală</w:t>
       </w:r>
       <w:r>
         <w:rPr>
@@ -620,7 +620,7 @@
           <w:szCs w:val="20"/>
           <w:lang w:val="fr-FR"/>
         </w:rPr>
-        <w:t> :</w:t>
+        <w:t xml:space="preserve">:</w:t>
       </w:r>
     </w:p>
     <w:p>
@@ -643,7 +643,7 @@
           <w:sz w:val="20"/>
           <w:szCs w:val="20"/>
         </w:rPr>
-        <w:t>Conf. H.G. 767/ 2016 - Durata instruirii introductiv-generale nu va fi mai mica de 4 ore;</w:t>
+        <w:t xml:space="preserve">Conf. H.G. 767/ 2016 - Durata instruirii introductiv-generale nu va fi mai mică de 4 ore;</w:t>
       </w:r>
     </w:p>
     <w:p>
@@ -666,7 +666,7 @@
           <w:sz w:val="20"/>
           <w:szCs w:val="20"/>
         </w:rPr>
-        <w:t>Categorii de personal care participă la efectuarea instruirilor :</w:t>
+        <w:t xml:space="preserve">Categorii de personal care participă la efectuarea instruirilor:</w:t>
       </w:r>
     </w:p>
     <w:p>
@@ -692,7 +692,7 @@
           <w:sz w:val="20"/>
           <w:szCs w:val="20"/>
         </w:rPr>
-        <w:t>la angajarea lucrătorilor definiţi conform art. 5 lit. a) din legea 319/ 2006 ;</w:t>
+        <w:t xml:space="preserve">la angajarea lucrătorilor definiți conform art. 5 lit. a) din legea 319/ 2006;</w:t>
       </w:r>
     </w:p>
     <w:p>
@@ -720,7 +720,7 @@
           <w:szCs w:val="20"/>
           <w:lang w:val="pt-PT"/>
         </w:rPr>
-        <w:t>lucrătorilor detaşaţi de la o întreprindere şi/ sau unitate la alta ;</w:t>
+        <w:t xml:space="preserve">lucrătorilor detașați de la o întreprindere și/ sau unitate la alta;</w:t>
       </w:r>
     </w:p>
     <w:p>
@@ -748,7 +748,7 @@
           <w:szCs w:val="20"/>
           <w:lang w:val="it-IT"/>
         </w:rPr>
-        <w:t>lucrătorilor delegaţi de la o întreprindere şi/ sau unitate la alta ;</w:t>
+        <w:t xml:space="preserve">lucrătorilor delegați de la o întreprindere și/ sau unitate la alta;</w:t>
       </w:r>
     </w:p>
     <w:p>
@@ -776,7 +776,7 @@
           <w:szCs w:val="20"/>
           <w:lang w:val="fr-FR"/>
         </w:rPr>
-        <w:t>lucrătorului pus la dispoziţie de către un agent de muncă temporar.</w:t>
+        <w:t xml:space="preserve">lucrătorului pus la dispoziție de către un agent de muncă temporar.</w:t>
       </w:r>
     </w:p>
     <w:p>
@@ -812,7 +812,7 @@
           <w:sz w:val="20"/>
           <w:szCs w:val="20"/>
         </w:rPr>
-        <w:t>la locul de muncă </w:t>
+        <w:t xml:space="preserve">la locul de muncă</w:t>
       </w:r>
       <w:r>
         <w:rPr>
@@ -822,7 +822,7 @@
           <w:szCs w:val="20"/>
           <w:lang w:val="fr-FR"/>
         </w:rPr>
-        <w:t>:</w:t>
+        <w:t xml:space="preserve">:</w:t>
       </w:r>
     </w:p>
     <w:p>
@@ -845,7 +845,7 @@
           <w:sz w:val="20"/>
           <w:szCs w:val="20"/>
         </w:rPr>
-        <w:t>Conf. H.G. 767/ 2016 pct.4 - Durata instruirii la locul de munca nu va fi mai mica de 4 ore;</w:t>
+        <w:t xml:space="preserve">Conf. H.G. 767/ 2016 pct.4 - Durata instruirii la locul de muncă nu va fi mai mică de 4 ore;</w:t>
       </w:r>
     </w:p>
     <w:p>
@@ -868,7 +868,7 @@
           <w:sz w:val="20"/>
           <w:szCs w:val="20"/>
         </w:rPr>
-        <w:t>Categorii de personal care participă la efectuarea instruirilor :</w:t>
+        <w:t xml:space="preserve">Categorii de personal care participă la efectuarea instruirilor:</w:t>
       </w:r>
     </w:p>
     <w:p>
@@ -892,7 +892,7 @@
           <w:sz w:val="20"/>
           <w:szCs w:val="20"/>
         </w:rPr>
-        <w:t>la angajarea lucrătorilor definiţi conform art. 5 lit. a) din legea 319/ 2006 ;</w:t>
+        <w:t xml:space="preserve">la angajarea lucrătorilor definiți conform art. 5 lit. a) din legea 319/ 2006;</w:t>
       </w:r>
     </w:p>
     <w:p>
@@ -918,7 +918,7 @@
           <w:szCs w:val="20"/>
           <w:lang w:val="pt-PT"/>
         </w:rPr>
-        <w:t>lucrătorilor detaşaţi de la o întreprindere şi/ sau unitate la alta ;</w:t>
+        <w:t xml:space="preserve">lucrătorilor detașați de la o întreprindere și/ sau unitate la alta;</w:t>
       </w:r>
     </w:p>
     <w:p>
@@ -944,7 +944,7 @@
           <w:szCs w:val="20"/>
           <w:lang w:val="it-IT"/>
         </w:rPr>
-        <w:t>lucrătorilor delegaţi de la o întreprindere şi/ sau unitate la alta ;</w:t>
+        <w:t xml:space="preserve">lucrătorilor delegați de la o întreprindere și/ sau unitate la alta;</w:t>
       </w:r>
     </w:p>
     <w:p>
@@ -970,7 +970,7 @@
           <w:szCs w:val="20"/>
           <w:lang w:val="fr-FR"/>
         </w:rPr>
-        <w:t>lucrătorului pus la dispoziţie de către un agent de muncă temporar.</w:t>
+        <w:t xml:space="preserve">lucrătorului pus la dispoziție de către un agent de muncă temporar.</w:t>
       </w:r>
     </w:p>
     <w:p>
@@ -997,7 +997,7 @@
           <w:sz w:val="20"/>
           <w:szCs w:val="20"/>
         </w:rPr>
-        <w:t>Instruirea la locul de muncă se face tuturor lucrătorilor prevăzuţi la art. 83</w:t>
+        <w:t xml:space="preserve">Instruirea la locul de muncă se face tuturor lucrătorilor prevăzuți la art. 83</w:t>
       </w:r>
       <w:r>
         <w:rPr>
@@ -1015,7 +1015,7 @@
           <w:sz w:val="20"/>
           <w:szCs w:val="20"/>
         </w:rPr>
-        <w:t>, inclusiv la schimbarea locului de muncă în cadrul întreprinderii şi/sau al unităţii.</w:t>
+        <w:t xml:space="preserve">, inclusiv la schimbarea locului de muncă în cadrul întreprinderii și/sau al unității.</w:t>
       </w:r>
     </w:p>
     <w:p>
@@ -1051,7 +1051,7 @@
           <w:szCs w:val="20"/>
           <w:lang w:val="fr-FR"/>
         </w:rPr>
-        <w:t>periodica </w:t>
+        <w:t xml:space="preserve">periodică</w:t>
       </w:r>
       <w:r>
         <w:rPr>
@@ -1061,7 +1061,7 @@
           <w:szCs w:val="20"/>
           <w:lang w:val="fr-FR"/>
         </w:rPr>
-        <w:t>:</w:t>
+        <w:t xml:space="preserve">:</w:t>
       </w:r>
       <w:r>
         <w:rPr>
@@ -1094,7 +1094,7 @@
           <w:sz w:val="20"/>
           <w:szCs w:val="20"/>
         </w:rPr>
-        <w:t xml:space="preserve">Se face tuturor lucrătorilor prevăzuţi la art. 83 </w:t>
+        <w:t xml:space="preserve">Se face tuturor lucrătorilor prevăzuți la art. 83 </w:t>
       </w:r>
       <w:r>
         <w:rPr>
@@ -1112,7 +1112,7 @@
           <w:sz w:val="20"/>
           <w:szCs w:val="20"/>
         </w:rPr>
-        <w:t>şi are drept scop reîmprospătarea şi actualizarea cunoştinţelor în domeniul securităţii şi sănătăţii în muncă.</w:t>
+        <w:t xml:space="preserve">și are drept scop reîmprospătarea și actualizarea cunoștințelor în domeniul securității și sănătății în muncă.</w:t>
       </w:r>
     </w:p>
     <w:p>
@@ -1135,7 +1135,7 @@
           <w:sz w:val="20"/>
           <w:szCs w:val="20"/>
         </w:rPr>
-        <w:t xml:space="preserve">Conf. H.G. 767/ 2016, pct. 6) In cadrul {{client.legalName}},</w:t>
+        <w:t xml:space="preserve">Conf. H.G. 767/ 2016, pct. 6) În cadrul {{client.legalName}}, </w:t>
       </w:r>
       <w:r>
         <w:rPr>
@@ -1193,7 +1193,7 @@
           <w:sz w:val="20"/>
           <w:szCs w:val="20"/>
         </w:rPr>
-        <w:t xml:space="preserve">Avand in vedere specificul activitatatilor desfasurate in cadrul {{client.legalName}}</w:t>
+        <w:t xml:space="preserve">Având în vedere specificul activităților desfășurate în cadrul {{client.legalName}}</w:t>
       </w:r>
       <w:r>
         <w:rPr>
@@ -1227,7 +1227,7 @@
           <w:sz w:val="20"/>
           <w:szCs w:val="20"/>
         </w:rPr>
-        <w:t xml:space="preserve"> stabilesc urmatoarele intervale de timp pentru efectuarea instructajelor periodice :</w:t>
+        <w:t xml:space="preserve"> stabilesc următoarele intervale de timp pentru efectuarea instructajelor periodice:</w:t>
       </w:r>
     </w:p>
     <w:p>
@@ -1259,7 +1259,7 @@
           <w:sz w:val="20"/>
           <w:szCs w:val="20"/>
         </w:rPr>
-        <w:t xml:space="preserve">si sefii de locuri de munca,  va fi instruit {{training.administrativeFrequency}} respectiv in lunile {{training.administrativeMonths}}, in perioada ( ziua) {{training.dayFrom}} – {{training.dayTo}} ale lunii</w:t>
+        <w:t xml:space="preserve">și șefii de locuri de muncă, va fi instruit {{training.administrativeFrequency}} respectiv în lunile {{training.administrativeMonths}}, în perioada (ziua) {{training.dayFrom}} – {{training.dayTo}} ale lunii</w:t>
       </w:r>
       <w:r>
         <w:rPr>
@@ -1314,7 +1314,7 @@
           <w:sz w:val="20"/>
           <w:szCs w:val="20"/>
         </w:rPr>
-        <w:t xml:space="preserve"> </w:t>
+        <w:t xml:space="preserve"/>
       </w:r>
       <w:r>
         <w:rPr>
@@ -1346,15 +1346,15 @@
           <w:szCs w:val="20"/>
           <w:u w:val="single"/>
         </w:rPr>
-        <w:t xml:space="preserve">personalul de executie,</w:t>
-      </w:r>
-      <w:r>
-        <w:rPr>
-          <w:rFonts w:cs="Arial" w:ascii="Arial" w:hAnsi="Arial"/>
-          <w:sz w:val="20"/>
-          <w:szCs w:val="20"/>
-        </w:rPr>
-        <w:t xml:space="preserve"> va fi instruit {{training.workerFrequency}} respectiv in lunile {{training.workerMonths}}, in perioada ( ziua) {{training.dayFrom}} – {{training.dayTo}} ale lunii</w:t>
+        <w:t xml:space="preserve">personalul de execuție,</w:t>
+      </w:r>
+      <w:r>
+        <w:rPr>
+          <w:rFonts w:cs="Arial" w:ascii="Arial" w:hAnsi="Arial"/>
+          <w:sz w:val="20"/>
+          <w:szCs w:val="20"/>
+        </w:rPr>
+        <w:t xml:space="preserve"> va fi instruit {{training.workerFrequency}} respectiv în lunile {{training.workerMonths}}, în perioada (ziua) {{training.dayFrom}} – {{training.dayTo}} ale lunii</w:t>
       </w:r>
       <w:r>
         <w:rPr>
@@ -1409,7 +1409,7 @@
           <w:sz w:val="20"/>
           <w:szCs w:val="20"/>
         </w:rPr>
-        <w:t xml:space="preserve"> </w:t>
+        <w:t xml:space="preserve"/>
       </w:r>
       <w:r>
         <w:rPr>
@@ -1441,7 +1441,7 @@
           <w:sz w:val="20"/>
           <w:szCs w:val="20"/>
         </w:rPr>
-        <w:t>I</w:t>
+        <w:t xml:space="preserve">I</w:t>
       </w:r>
       <w:r>
         <w:rPr>
@@ -1450,7 +1450,7 @@
           <w:sz w:val="20"/>
           <w:szCs w:val="20"/>
         </w:rPr>
-        <w:t>nstruirea</w:t>
+        <w:t xml:space="preserve">nstruirea</w:t>
       </w:r>
       <w:r>
         <w:rPr>
@@ -1469,7 +1469,7 @@
           <w:sz w:val="20"/>
           <w:szCs w:val="20"/>
         </w:rPr>
-        <w:t>celei programate în următoarele cazuri :</w:t>
+        <w:t xml:space="preserve">celei programate în următoarele cazuri:</w:t>
       </w:r>
     </w:p>
     <w:p>
@@ -1515,7 +1515,7 @@
           <w:szCs w:val="20"/>
           <w:lang w:val="it-IT"/>
         </w:rPr>
-        <w:t>când un lucrător a lipsit peste 30 de zile lucrătoare ;</w:t>
+        <w:t xml:space="preserve">când un lucrător a lipsit peste 30 de zile lucrătoare;</w:t>
       </w:r>
     </w:p>
     <w:p>
@@ -1540,7 +1540,7 @@
           <w:szCs w:val="20"/>
           <w:lang w:val="it-IT"/>
         </w:rPr>
-        <w:t>când au apărut modificări ale prevederilor de securitate şi sănătate In muncă privind activităţile specifice ale locului de muncă şi/ sau postului de lucru sau ale instrucţiunilor proprii, inclusiv datorită evoluţiei riscurilor sau apariţiei de noi riscuri în unitate ;</w:t>
+        <w:t xml:space="preserve">când au apărut modificări ale prevederilor de securitate și sănătate în muncă privind activitățile specifice ale locului de muncă și/ sau postului de lucru sau ale instrucțiunilor proprii, inclusiv datorită evoluției riscurilor sau apariției de noi riscuri în unitate;</w:t>
       </w:r>
     </w:p>
     <w:p>
@@ -1566,7 +1566,7 @@
           <w:szCs w:val="20"/>
           <w:lang w:val="fr-FR"/>
         </w:rPr>
-        <w:t>la reluarea activităţii după accident de muncă ;</w:t>
+        <w:t xml:space="preserve">la reluarea activității după accident de muncă;</w:t>
       </w:r>
     </w:p>
     <w:p>
@@ -1605,7 +1605,7 @@
           <w:szCs w:val="20"/>
           <w:lang w:val="it-IT"/>
         </w:rPr>
-        <w:t>la executarea unor lucrări speciale ;</w:t>
+        <w:t xml:space="preserve">la executarea unor lucrări speciale;</w:t>
       </w:r>
     </w:p>
     <w:p>
@@ -1630,7 +1630,7 @@
           <w:szCs w:val="20"/>
           <w:lang w:val="fr-FR"/>
         </w:rPr>
-        <w:t>la introducerea unui echipament de muncă sau a unor modificări ale echipamentului existent ;</w:t>
+        <w:t xml:space="preserve">la introducerea unui echipament de muncă sau a unor modificări ale echipamentului existent;</w:t>
       </w:r>
     </w:p>
     <w:p>
@@ -1655,7 +1655,7 @@
           <w:szCs w:val="20"/>
           <w:lang w:val="es-ES"/>
         </w:rPr>
-        <w:t>la modificarea tehnologiilor existente sau procedurilor de lucru ;</w:t>
+        <w:t xml:space="preserve">la modificarea tehnologiilor existente sau procedurilor de lucru;</w:t>
       </w:r>
     </w:p>
     <w:p>
@@ -1720,15 +1720,15 @@
           <w:sz w:val="20"/>
           <w:szCs w:val="20"/>
         </w:rPr>
-        <w:t xml:space="preserve">(Preluare din H.G. 1425/ 2006 – Instruirea lucratorilor – Art. 99 – conf. H.G. 767/ 2016, pct. 6)</w:t>
-      </w:r>
-      <w:r>
-        <w:rPr>
-          <w:rFonts w:cs="Arial" w:ascii="Arial" w:hAnsi="Arial"/>
-          <w:sz w:val="20"/>
-          <w:szCs w:val="20"/>
-        </w:rPr>
-        <w:t xml:space="preserve"> In cadrul {{client.legalName}},</w:t>
+        <w:t xml:space="preserve">(Preluare din H.G. 1425/ 2006 – Instruirea lucrătorilor – Art. 99 – conf. H.G. 767/ 2016, pct. 6)</w:t>
+      </w:r>
+      <w:r>
+        <w:rPr>
+          <w:rFonts w:cs="Arial" w:ascii="Arial" w:hAnsi="Arial"/>
+          <w:sz w:val="20"/>
+          <w:szCs w:val="20"/>
+        </w:rPr>
+        <w:t xml:space="preserve"> În cadrul {{client.legalName}}, </w:t>
       </w:r>
       <w:r>
         <w:rPr>
@@ -1738,7 +1738,7 @@
           <w:szCs w:val="20"/>
           <w:shd w:fill="FFFFFF" w:val="clear"/>
         </w:rPr>
-        <w:t xml:space="preserve">durata instruirii periodice prevăzute la art. 98 se stabileşte de către angajator, împreună cu:</w:t>
+        <w:t xml:space="preserve">durata instruirii periodice prevăzute la art. 98 se stabilește de către angajator, împreună cu:</w:t>
       </w:r>
     </w:p>
     <w:p>
@@ -1822,7 +1822,7 @@
           <w:szCs w:val="20"/>
           <w:shd w:fill="FFFFFF" w:val="clear"/>
         </w:rPr>
-        <w:t>serviciul intern de prevenire şi protecţie, sau</w:t>
+        <w:t xml:space="preserve">serviciul intern de prevenire și protecție, sau</w:t>
       </w:r>
     </w:p>
     <w:p>
@@ -1850,7 +1850,7 @@
           <w:szCs w:val="20"/>
           <w:shd w:fill="FFFFFF" w:val="clear"/>
         </w:rPr>
-        <w:t xml:space="preserve">serviciul extern de prevenire şi protecţie." </w:t>
+        <w:t xml:space="preserve">serviciul extern de prevenire și protecție. </w:t>
       </w:r>
     </w:p>
     <w:p>
@@ -1931,7 +1931,7 @@
           <w:sz w:val="20"/>
           <w:szCs w:val="20"/>
         </w:rPr>
-        <w:t xml:space="preserve"> In cadrul {{client.legalName}}, i</w:t>
+        <w:t xml:space="preserve"> În cadrul {{client.legalName}}, i</w:t>
       </w:r>
       <w:r>
         <w:rPr>
@@ -1940,7 +1940,7 @@
           <w:sz w:val="20"/>
           <w:szCs w:val="20"/>
         </w:rPr>
-        <w:t xml:space="preserve">nstruirea periodică suplimentara se va efectua pe baza tematicilor </w:t>
+        <w:t xml:space="preserve">nstruirea periodică suplimentară se va efectua pe baza tematicilor </w:t>
       </w:r>
       <w:r>
         <w:rPr>
@@ -1949,7 +1949,7 @@
           <w:sz w:val="20"/>
           <w:szCs w:val="20"/>
         </w:rPr>
-        <w:t xml:space="preserve">întocmite de către serviciul extern de prevenire şi protecţie – {{provider.legalName}}  şi aprobate de către angajator</w:t>
+        <w:t xml:space="preserve">întocmite de către serviciul extern de prevenire și protecție – {{provider.legalName}} și aprobate de către angajator</w:t>
       </w:r>
       <w:r>
         <w:rPr>
@@ -1958,7 +1958,7 @@
           <w:sz w:val="20"/>
           <w:szCs w:val="20"/>
         </w:rPr>
-        <w:t xml:space="preserve"> care vor fi păstrate la persoana care efectuează instruirea. Instruirea suplimentară va cuprinde atât tematica de la instruirea introductiv-generală cât si tematica de la instruirea de la locul de muncă.</w:t>
+        <w:t xml:space="preserve"> care vor fi păstrate la persoana care efectuează instruirea. Instruirea suplimentară va cuprinde atât tematica de la instruirea introductiv-generală cât și tematica de la instruirea de la locul de muncă.</w:t>
       </w:r>
     </w:p>
     <w:p>
@@ -2001,7 +2001,7 @@
           <w:sz w:val="20"/>
           <w:szCs w:val="20"/>
         </w:rPr>
-        <w:t xml:space="preserve">Verificarea cunostintelor angajatilor din cadrul {{client.legalName}}</w:t>
+        <w:t xml:space="preserve">Verificarea cunoștințelor angajaților din cadrul {{client.legalName}}</w:t>
       </w:r>
       <w:r>
         <w:rPr>
@@ -2018,7 +2018,7 @@
           <w:sz w:val="20"/>
           <w:szCs w:val="20"/>
         </w:rPr>
-        <w:t xml:space="preserve">, se va face pe baza de teste, de catre serviciul extern de prevenire si protectie prin specialistii in domeniul securitatii si sanatatii in munca din cadrul {{provider.legalName}}</w:t>
+        <w:t xml:space="preserve">, se va face pe bază de teste, de către serviciul extern de prevenire și protecție prin specialiștii în domeniul securității și sănătății în muncă din cadrul {{provider.legalName}}</w:t>
       </w:r>
       <w:r>
         <w:rPr>
@@ -2069,7 +2069,7 @@
           <w:sz w:val="20"/>
           <w:szCs w:val="20"/>
         </w:rPr>
-        <w:t xml:space="preserve">Verificarea efectuarii instuirii periodice, insusirea cunostintelor si modul de respectare al prevederilor legislative, regulilor, instructiunilor, deciziilor in cadrul {{client.legalName}}</w:t>
+        <w:t xml:space="preserve">Verificarea efectuării instruirii periodice, însușirea cunoștințelor și modul de respectare a prevederilor legislative, regulilor, instrucțiunilor, deciziilor în cadrul {{client.legalName}}</w:t>
       </w:r>
       <w:r>
         <w:rPr>
@@ -2086,7 +2086,7 @@
           <w:sz w:val="20"/>
           <w:szCs w:val="20"/>
         </w:rPr>
-        <w:t xml:space="preserve"> se va face selectiv si/ sau cumulat de catre angajator, avand parte de consultanta prin specialistii in domeniul securitatii si sanatatii in munca din cadrul {{provider.legalName}}</w:t>
+        <w:t xml:space="preserve"> se va face selectiv și/ sau cumulat de către angajator, având parte de consultanță prin specialiștii în domeniul securității și sănătății în muncă din cadrul {{provider.legalName}}</w:t>
       </w:r>
       <w:r>
         <w:rPr>
@@ -2132,7 +2132,7 @@
           <w:sz w:val="20"/>
           <w:szCs w:val="20"/>
         </w:rPr>
-        <w:t>In cazul in care persoanele numite pe functii cu atributii in domeniul securitatii si sanatatii in munca (sefi de loc de munca mentionati mai sus), se schimba, noii angajati vor lua la cunostinta despre prezenta decizie prin semnarea</w:t>
+        <w:t xml:space="preserve">În cazul în care persoanele numite pe funcții cu atribuții în domeniul securității și sănătății în muncă (șefi de loc de muncă menționați mai sus), se schimbă, noii angajați vor lua la cunoștință despre prezenta decizie prin semnarea</w:t>
       </w:r>
       <w:r>
         <w:rPr>
@@ -2150,7 +2150,7 @@
           <w:szCs w:val="20"/>
           <w:lang w:val="it-CH"/>
         </w:rPr>
-        <w:t>procesului verbal de luare la cunostinta si de primire a unui exemplar a prezentei decizii.</w:t>
+        <w:t xml:space="preserve">procesului verbal de luare la cunoștință și de primire a unui exemplar al prezentei decizii.</w:t>
       </w:r>
     </w:p>
     <w:p>
@@ -2191,7 +2191,7 @@
           <w:sz w:val="20"/>
           <w:szCs w:val="20"/>
         </w:rPr>
-        <w:t>Prezenta salariatilor la instructaj este obligatorie si va fi asigurata de conducerea societatii si/ sau de seful locului de munca (dupa caz).</w:t>
+        <w:t xml:space="preserve">Prezența salariaților la instructaj este obligatorie și va fi asigurată de conducerea societății și/ sau de șeful locului de muncă (după caz).</w:t>
       </w:r>
     </w:p>
     <w:p>
@@ -2232,7 +2232,7 @@
           <w:sz w:val="20"/>
           <w:szCs w:val="20"/>
         </w:rPr>
-        <w:t>Prezenta decizie anuleaza orice decizie anterioara cu privire la persoanele responsabile cu efectuarea instruirilor in domeniul securitatii si sanatatii in munca.</w:t>
+        <w:t xml:space="preserve">Prezenta decizie anulează orice decizie anterioară cu privire la persoanele responsabile cu efectuarea instruirilor în domeniul securității și sănătății în muncă.</w:t>
       </w:r>
     </w:p>
     <w:p>
@@ -2255,7 +2255,7 @@
           <w:sz w:val="20"/>
           <w:szCs w:val="20"/>
         </w:rPr>
-        <w:t xml:space="preserve">Prezenta decizie se comunica persoanelor desemnate si tuturor celor cu sarcini in domeniul securitatii si sanatatii in munca din cadrul {{client.legalName}}</w:t>
+        <w:t xml:space="preserve">Prezenta decizie se comunică persoanelor desemnate și tuturor celor cu sarcini în domeniul securității și sănătății în muncă din cadrul {{client.legalName}}</w:t>
       </w:r>
       <w:r>
         <w:rPr>
@@ -2272,7 +2272,7 @@
           <w:sz w:val="20"/>
           <w:szCs w:val="20"/>
         </w:rPr>
-        <w:t xml:space="preserve"> .</w:t>
+        <w:t xml:space="preserve">.</w:t>
       </w:r>
     </w:p>
     <w:p>
@@ -2451,7 +2451,7 @@
           <w:sz w:val="20"/>
           <w:szCs w:val="20"/>
         </w:rPr>
-        <w:t xml:space="preserve">{{client.representativeRole}} :</w:t>
+        <w:t xml:space="preserve">{{client.representativeRole}}:</w:t>
       </w:r>
     </w:p>
     <w:p>
@@ -2576,7 +2576,7 @@
           <w:szCs w:val="20"/>
           <w:lang w:val="fr-FR"/>
         </w:rPr>
-        <w:t>PROCES VERBAL DE LUARE LA CUNOSTINTA</w:t>
+        <w:t xml:space="preserve">PROCES VERBAL DE LUARE LA CUNOȘTINȚĂ</w:t>
       </w:r>
     </w:p>
     <w:p>
@@ -2600,7 +2600,7 @@
           <w:szCs w:val="20"/>
           <w:lang w:val="fr-FR"/>
         </w:rPr>
-        <w:t xml:space="preserve">Subsemnatul am luat cunoştinţă şi am consemnat în tabelului nominal</w:t>
+        <w:t xml:space="preserve">Prin semnătura din tabelul nominal de mai jos, fiecare persoană desemnată confirmă că a luat cunoștință de prezenta decizie și se obligă să respecte întocmai obligațiile, atribuțiile și răspunderile ce reies din decizia</w:t>
       </w:r>
       <w:r>
         <w:rPr>
@@ -2609,7 +2609,7 @@
           <w:szCs w:val="20"/>
           <w:lang w:val="fr-FR"/>
         </w:rPr>
-        <w:t xml:space="preserve"> </w:t>
+        <w:t xml:space="preserve"/>
       </w:r>
       <w:r>
         <w:rPr>
@@ -2619,7 +2619,7 @@
           <w:szCs w:val="20"/>
           <w:lang w:val="fr-FR"/>
         </w:rPr>
-        <w:t xml:space="preserve">de luarea la cunostinta şi ne obligăm să respectăm întocmai obligatiile, atributiile si raspunderile ce reies din decizia Nr. {{decisionNumber}} SSM din </w:t>
+        <w:t xml:space="preserve"> Nr. {{decisionNumber}} SSM din </w:t>
       </w:r>
       <w:r>
         <w:rPr>
@@ -2736,7 +2736,7 @@
                 <w:sz w:val="20"/>
                 <w:szCs w:val="20"/>
               </w:rPr>
-              <w:t>Numele si prenumele</w:t>
+              <w:t xml:space="preserve">Numele și prenumele</w:t>
             </w:r>
           </w:p>
         </w:tc>
@@ -2770,7 +2770,7 @@
                 <w:sz w:val="20"/>
                 <w:szCs w:val="20"/>
               </w:rPr>
-              <w:t>Functia</w:t>
+              <w:t xml:space="preserve">Funcția</w:t>
             </w:r>
           </w:p>
         </w:tc>
@@ -2838,7 +2838,7 @@
                 <w:sz w:val="20"/>
                 <w:szCs w:val="20"/>
               </w:rPr>
-              <w:t>Semnatura primire</w:t>
+              <w:t xml:space="preserve">Semnătura de primire</w:t>
             </w:r>
           </w:p>
         </w:tc>
